--- a/src/main/resources/templates/XuatKho/phieu-xuat-kho.docx
+++ b/src/main/resources/templates/XuatKho/phieu-xuat-kho.docx
@@ -132,7 +132,7 @@
     <w:p>
       <w:pPr>
         <w:tabs>
-          <w:tab w:val="center" w:pos="2791"/>
+          <w:tab w:val="center" w:pos="2792"/>
           <w:tab w:val="center" w:pos="7756"/>
         </w:tabs>
         <w:spacing w:after="21"/>
@@ -159,26 +159,22 @@
       <w:pPr>
         <w:tabs>
           <w:tab w:val="center" w:pos="2792"/>
-          <w:tab w:val="right" w:pos="10406"/>
+          <w:tab w:val="center" w:pos="7756"/>
         </w:tabs>
-        <w:spacing w:after="50"/>
-      </w:pPr>
-      <w:r>
+        <w:spacing w:after="21"/>
+        <w:rPr>
+          <w:sz w:val="24"/>
+        </w:rPr>
+      </w:pPr>
+      <w:r>
+        <w:rPr>
+          <w:sz w:val="24"/>
+        </w:rPr>
         <w:tab/>
       </w:r>
       <w:r>
         <w:rPr>
-          <w:rFonts w:ascii="Times New Roman" w:eastAsia="Times New Roman" w:hAnsi="Times New Roman" w:cs="Times New Roman"/>
-          <w:color w:val="FFFFFF"/>
-          <w:sz w:val="26"/>
-        </w:rPr>
-        <w:t xml:space="preserve"> 0107/PGT</w:t>
-      </w:r>
-      <w:r>
-        <w:rPr>
-          <w:rFonts w:ascii="Times New Roman" w:eastAsia="Times New Roman" w:hAnsi="Times New Roman" w:cs="Times New Roman"/>
-          <w:color w:val="FFFFFF"/>
-          <w:sz w:val="26"/>
+          <w:sz w:val="24"/>
         </w:rPr>
         <w:tab/>
       </w:r>
@@ -953,8 +949,34 @@
           </w:tcPr>
           <w:p>
             <w:pPr>
-              <w:rPr>
-                <w:rFonts w:ascii="Times New Roman" w:hAnsi="Times New Roman" w:cs="Times New Roman"/>
+              <w:jc w:val="center"/>
+              <w:rPr>
+                <w:rFonts w:ascii="Times New Roman" w:hAnsi="Times New Roman" w:cs="Times New Roman"/>
+              </w:rPr>
+            </w:pPr>
+          </w:p>
+          <w:p>
+            <w:pPr>
+              <w:jc w:val="center"/>
+              <w:rPr>
+                <w:rFonts w:ascii="Times New Roman" w:hAnsi="Times New Roman" w:cs="Times New Roman"/>
+              </w:rPr>
+            </w:pPr>
+          </w:p>
+          <w:p>
+            <w:pPr>
+              <w:jc w:val="center"/>
+              <w:rPr>
+                <w:rFonts w:ascii="Times New Roman" w:hAnsi="Times New Roman" w:cs="Times New Roman"/>
+              </w:rPr>
+            </w:pPr>
+          </w:p>
+          <w:p>
+            <w:pPr>
+              <w:jc w:val="center"/>
+              <w:rPr>
+                <w:rFonts w:ascii="Times New Roman" w:eastAsia="Times New Roman" w:hAnsi="Times New Roman" w:cs="Times New Roman"/>
+                <w:sz w:val="18"/>
               </w:rPr>
             </w:pPr>
             <w:r>
@@ -966,15 +988,50 @@
                 <w:sz w:val="20"/>
                 <w:szCs w:val="20"/>
               </w:rPr>
-              <w:t>{{manufacturer_name}}</w:t>
-            </w:r>
-            <w:r>
-              <w:rPr>
-                <w:rFonts w:ascii="Times New Roman" w:eastAsia="Times New Roman" w:hAnsi="Times New Roman" w:cs="Times New Roman"/>
-                <w:sz w:val="18"/>
-              </w:rPr>
-              <w:t xml:space="preserve"> </w:t>
-            </w:r>
+              <w:t>{{manufacturer</w:t>
+            </w:r>
+            <w:r>
+              <w:rPr>
+                <w:rFonts w:ascii="Times New Roman" w:hAnsi="Times New Roman" w:cs="Times New Roman"/>
+                <w:color w:val="FF0000"/>
+                <w:spacing w:val="-2"/>
+                <w:w w:val="105"/>
+                <w:sz w:val="20"/>
+                <w:szCs w:val="20"/>
+              </w:rPr>
+              <w:t>}}</w:t>
+            </w:r>
+          </w:p>
+          <w:p>
+            <w:pPr>
+              <w:jc w:val="center"/>
+              <w:rPr>
+                <w:rFonts w:ascii="Times New Roman" w:hAnsi="Times New Roman" w:cs="Times New Roman"/>
+              </w:rPr>
+            </w:pPr>
+          </w:p>
+          <w:p>
+            <w:pPr>
+              <w:jc w:val="center"/>
+              <w:rPr>
+                <w:rFonts w:ascii="Times New Roman" w:hAnsi="Times New Roman" w:cs="Times New Roman"/>
+              </w:rPr>
+            </w:pPr>
+          </w:p>
+          <w:p>
+            <w:pPr>
+              <w:rPr>
+                <w:rFonts w:ascii="Times New Roman" w:hAnsi="Times New Roman" w:cs="Times New Roman"/>
+              </w:rPr>
+            </w:pPr>
+          </w:p>
+          <w:p>
+            <w:pPr>
+              <w:jc w:val="center"/>
+              <w:rPr>
+                <w:rFonts w:ascii="Times New Roman" w:hAnsi="Times New Roman" w:cs="Times New Roman"/>
+              </w:rPr>
+            </w:pPr>
           </w:p>
         </w:tc>
         <w:tc>
